--- a/templates/reference_pagenumbers.docx
+++ b/templates/reference_pagenumbers.docx
@@ -331,8 +331,20 @@
 <w:ftr xmlns:w="http://schemas.openxmlformats.org/wordprocessingml/2006/main">
   <w:p>
     <w:pPr>
-      <w:jc w:val="center"/>
-    </w:pPr>
+      <w:tabs>
+        <w:tab w:val="right" w:pos="9360"/>
+      </w:tabs>
+    </w:pPr>
+    <w:r>
+      <w:rPr>
+        <w:sz w:val="18"/>
+        <w:color w:val="595959"/>
+      </w:rPr>
+      <w:t xml:space="preserve">EBS snow crab assessment, September 2026</w:t>
+    </w:r>
+    <w:r>
+      <w:tab/>
+    </w:r>
     <w:r>
       <w:fldChar w:fldCharType="begin"/>
     </w:r>
